--- a/LAB5/11CNPM2-Lab3_1150080097-DaoThiThuHuyen.docx
+++ b/LAB5/11CNPM2-Lab3_1150080097-DaoThiThuHuyen.docx
@@ -132,6 +132,7 @@
       </w:pPr>
       <w:r>
         <w:rPr>
+          <w:noProof/>
           <w:sz w:val="28"/>
           <w:szCs w:val="28"/>
           <w:lang w:val="vi-VN"/>
@@ -198,6 +199,7 @@
       </w:pPr>
       <w:r>
         <w:rPr>
+          <w:noProof/>
           <w:sz w:val="28"/>
           <w:szCs w:val="28"/>
           <w:lang w:val="vi-VN"/>
@@ -264,6 +266,7 @@
       </w:pPr>
       <w:r>
         <w:rPr>
+          <w:noProof/>
           <w:sz w:val="28"/>
           <w:szCs w:val="28"/>
           <w:lang w:val="vi-VN"/>
@@ -331,6 +334,7 @@
       </w:pPr>
       <w:r>
         <w:rPr>
+          <w:noProof/>
           <w:sz w:val="28"/>
           <w:szCs w:val="28"/>
           <w:lang w:val="vi-VN"/>
@@ -450,6 +454,7 @@
       </w:pPr>
       <w:r>
         <w:rPr>
+          <w:noProof/>
           <w:sz w:val="28"/>
           <w:szCs w:val="28"/>
           <w:lang w:val="vi-VN"/>
@@ -542,6 +547,7 @@
       <w:r>
         <w:rPr>
           <w:bCs/>
+          <w:noProof/>
           <w:sz w:val="28"/>
           <w:szCs w:val="28"/>
           <w:lang w:val="vi-VN"/>
@@ -610,6 +616,7 @@
       <w:r>
         <w:rPr>
           <w:bCs/>
+          <w:noProof/>
           <w:sz w:val="28"/>
           <w:szCs w:val="28"/>
           <w:lang w:val="vi-VN"/>
@@ -679,6 +686,7 @@
       <w:r>
         <w:rPr>
           <w:bCs/>
+          <w:noProof/>
           <w:sz w:val="28"/>
           <w:szCs w:val="28"/>
           <w:lang w:val="vi-VN"/>
@@ -734,6 +742,1315 @@
         </w:drawing>
       </w:r>
     </w:p>
+    <w:p>
+      <w:pPr>
+        <w:pStyle w:val="ListParagraph"/>
+        <w:numPr>
+          <w:ilvl w:val="0"/>
+          <w:numId w:val="18"/>
+        </w:numPr>
+        <w:rPr>
+          <w:bCs/>
+          <w:sz w:val="28"/>
+          <w:szCs w:val="28"/>
+          <w:lang w:val="vi-VN"/>
+        </w:rPr>
+      </w:pPr>
+      <w:r>
+        <w:rPr>
+          <w:bCs/>
+          <w:sz w:val="28"/>
+          <w:szCs w:val="28"/>
+          <w:lang w:val="vi-VN"/>
+        </w:rPr>
+        <w:t>Truy cập giao diện quản trị pfSense</w:t>
+      </w:r>
+    </w:p>
+    <w:p>
+      <w:pPr>
+        <w:jc w:val="center"/>
+        <w:rPr>
+          <w:bCs/>
+          <w:sz w:val="28"/>
+          <w:szCs w:val="28"/>
+          <w:lang w:val="vi-VN"/>
+        </w:rPr>
+      </w:pPr>
+      <w:r>
+        <w:rPr>
+          <w:bCs/>
+          <w:sz w:val="28"/>
+          <w:szCs w:val="28"/>
+          <w:lang w:val="vi-VN"/>
+        </w:rPr>
+        <w:lastRenderedPageBreak/>
+        <w:drawing>
+          <wp:inline distT="0" distB="0" distL="0" distR="0" wp14:anchorId="28A8E397" wp14:editId="5873FD54">
+            <wp:extent cx="5546813" cy="4046220"/>
+            <wp:effectExtent l="76200" t="76200" r="130175" b="125730"/>
+            <wp:docPr id="119008067" name="Picture 1"/>
+            <wp:cNvGraphicFramePr>
+              <a:graphicFrameLocks xmlns:a="http://schemas.openxmlformats.org/drawingml/2006/main" noChangeAspect="1"/>
+            </wp:cNvGraphicFramePr>
+            <a:graphic xmlns:a="http://schemas.openxmlformats.org/drawingml/2006/main">
+              <a:graphicData uri="http://schemas.openxmlformats.org/drawingml/2006/picture">
+                <pic:pic xmlns:pic="http://schemas.openxmlformats.org/drawingml/2006/picture">
+                  <pic:nvPicPr>
+                    <pic:cNvPr id="119008067" name=""/>
+                    <pic:cNvPicPr/>
+                  </pic:nvPicPr>
+                  <pic:blipFill>
+                    <a:blip r:embed="rId14"/>
+                    <a:stretch>
+                      <a:fillRect/>
+                    </a:stretch>
+                  </pic:blipFill>
+                  <pic:spPr>
+                    <a:xfrm>
+                      <a:off x="0" y="0"/>
+                      <a:ext cx="5547636" cy="4046820"/>
+                    </a:xfrm>
+                    <a:prstGeom prst="rect">
+                      <a:avLst/>
+                    </a:prstGeom>
+                    <a:ln w="38100" cap="sq">
+                      <a:solidFill>
+                        <a:srgbClr val="000000"/>
+                      </a:solidFill>
+                      <a:prstDash val="solid"/>
+                      <a:miter lim="800000"/>
+                    </a:ln>
+                    <a:effectLst>
+                      <a:outerShdw blurRad="50800" dist="38100" dir="2700000" algn="tl" rotWithShape="0">
+                        <a:srgbClr val="000000">
+                          <a:alpha val="43000"/>
+                        </a:srgbClr>
+                      </a:outerShdw>
+                    </a:effectLst>
+                  </pic:spPr>
+                </pic:pic>
+              </a:graphicData>
+            </a:graphic>
+          </wp:inline>
+        </w:drawing>
+      </w:r>
+    </w:p>
+    <w:p>
+      <w:pPr>
+        <w:rPr>
+          <w:bCs/>
+          <w:sz w:val="28"/>
+          <w:szCs w:val="28"/>
+          <w:lang w:val="vi-VN"/>
+        </w:rPr>
+      </w:pPr>
+    </w:p>
+    <w:p>
+      <w:pPr>
+        <w:pStyle w:val="ListParagraph"/>
+        <w:numPr>
+          <w:ilvl w:val="0"/>
+          <w:numId w:val="19"/>
+        </w:numPr>
+        <w:rPr>
+          <w:bCs/>
+          <w:sz w:val="28"/>
+          <w:szCs w:val="28"/>
+          <w:lang w:val="vi-VN"/>
+        </w:rPr>
+      </w:pPr>
+      <w:r>
+        <w:rPr>
+          <w:bCs/>
+          <w:sz w:val="28"/>
+          <w:szCs w:val="28"/>
+          <w:lang w:val="vi-VN"/>
+        </w:rPr>
+        <w:t>Truy cập trình duyệt :</w:t>
+      </w:r>
+    </w:p>
+    <w:p>
+      <w:pPr>
+        <w:jc w:val="center"/>
+        <w:rPr>
+          <w:bCs/>
+          <w:sz w:val="28"/>
+          <w:szCs w:val="28"/>
+          <w:lang w:val="vi-VN"/>
+        </w:rPr>
+      </w:pPr>
+      <w:r>
+        <w:rPr>
+          <w:bCs/>
+          <w:sz w:val="28"/>
+          <w:szCs w:val="28"/>
+          <w:lang w:val="vi-VN"/>
+        </w:rPr>
+        <w:drawing>
+          <wp:inline distT="0" distB="0" distL="0" distR="0" wp14:anchorId="35625F48" wp14:editId="4038EA13">
+            <wp:extent cx="5280660" cy="2938681"/>
+            <wp:effectExtent l="76200" t="76200" r="129540" b="128905"/>
+            <wp:docPr id="1406273661" name="Picture 1"/>
+            <wp:cNvGraphicFramePr>
+              <a:graphicFrameLocks xmlns:a="http://schemas.openxmlformats.org/drawingml/2006/main" noChangeAspect="1"/>
+            </wp:cNvGraphicFramePr>
+            <a:graphic xmlns:a="http://schemas.openxmlformats.org/drawingml/2006/main">
+              <a:graphicData uri="http://schemas.openxmlformats.org/drawingml/2006/picture">
+                <pic:pic xmlns:pic="http://schemas.openxmlformats.org/drawingml/2006/picture">
+                  <pic:nvPicPr>
+                    <pic:cNvPr id="1406273661" name=""/>
+                    <pic:cNvPicPr/>
+                  </pic:nvPicPr>
+                  <pic:blipFill>
+                    <a:blip r:embed="rId15"/>
+                    <a:stretch>
+                      <a:fillRect/>
+                    </a:stretch>
+                  </pic:blipFill>
+                  <pic:spPr>
+                    <a:xfrm>
+                      <a:off x="0" y="0"/>
+                      <a:ext cx="5285054" cy="2941126"/>
+                    </a:xfrm>
+                    <a:prstGeom prst="rect">
+                      <a:avLst/>
+                    </a:prstGeom>
+                    <a:ln w="38100" cap="sq">
+                      <a:solidFill>
+                        <a:srgbClr val="000000"/>
+                      </a:solidFill>
+                      <a:prstDash val="solid"/>
+                      <a:miter lim="800000"/>
+                    </a:ln>
+                    <a:effectLst>
+                      <a:outerShdw blurRad="50800" dist="38100" dir="2700000" algn="tl" rotWithShape="0">
+                        <a:srgbClr val="000000">
+                          <a:alpha val="43000"/>
+                        </a:srgbClr>
+                      </a:outerShdw>
+                    </a:effectLst>
+                  </pic:spPr>
+                </pic:pic>
+              </a:graphicData>
+            </a:graphic>
+          </wp:inline>
+        </w:drawing>
+      </w:r>
+    </w:p>
+    <w:p>
+      <w:pPr>
+        <w:rPr>
+          <w:bCs/>
+          <w:sz w:val="28"/>
+          <w:szCs w:val="28"/>
+          <w:lang w:val="vi-VN"/>
+        </w:rPr>
+      </w:pPr>
+      <w:r>
+        <w:rPr>
+          <w:bCs/>
+          <w:sz w:val="28"/>
+          <w:szCs w:val="28"/>
+          <w:lang w:val="vi-VN"/>
+        </w:rPr>
+        <w:lastRenderedPageBreak/>
+        <w:drawing>
+          <wp:inline distT="0" distB="0" distL="0" distR="0" wp14:anchorId="46682949" wp14:editId="50089809">
+            <wp:extent cx="5471160" cy="2804641"/>
+            <wp:effectExtent l="76200" t="76200" r="129540" b="129540"/>
+            <wp:docPr id="110755417" name="Picture 1"/>
+            <wp:cNvGraphicFramePr>
+              <a:graphicFrameLocks xmlns:a="http://schemas.openxmlformats.org/drawingml/2006/main" noChangeAspect="1"/>
+            </wp:cNvGraphicFramePr>
+            <a:graphic xmlns:a="http://schemas.openxmlformats.org/drawingml/2006/main">
+              <a:graphicData uri="http://schemas.openxmlformats.org/drawingml/2006/picture">
+                <pic:pic xmlns:pic="http://schemas.openxmlformats.org/drawingml/2006/picture">
+                  <pic:nvPicPr>
+                    <pic:cNvPr id="110755417" name=""/>
+                    <pic:cNvPicPr/>
+                  </pic:nvPicPr>
+                  <pic:blipFill>
+                    <a:blip r:embed="rId16"/>
+                    <a:stretch>
+                      <a:fillRect/>
+                    </a:stretch>
+                  </pic:blipFill>
+                  <pic:spPr>
+                    <a:xfrm>
+                      <a:off x="0" y="0"/>
+                      <a:ext cx="5474820" cy="2806517"/>
+                    </a:xfrm>
+                    <a:prstGeom prst="rect">
+                      <a:avLst/>
+                    </a:prstGeom>
+                    <a:ln w="38100" cap="sq">
+                      <a:solidFill>
+                        <a:srgbClr val="000000"/>
+                      </a:solidFill>
+                      <a:prstDash val="solid"/>
+                      <a:miter lim="800000"/>
+                    </a:ln>
+                    <a:effectLst>
+                      <a:outerShdw blurRad="50800" dist="38100" dir="2700000" algn="tl" rotWithShape="0">
+                        <a:srgbClr val="000000">
+                          <a:alpha val="43000"/>
+                        </a:srgbClr>
+                      </a:outerShdw>
+                    </a:effectLst>
+                  </pic:spPr>
+                </pic:pic>
+              </a:graphicData>
+            </a:graphic>
+          </wp:inline>
+        </w:drawing>
+      </w:r>
+    </w:p>
+    <w:p>
+      <w:pPr>
+        <w:pStyle w:val="ListParagraph"/>
+        <w:numPr>
+          <w:ilvl w:val="0"/>
+          <w:numId w:val="19"/>
+        </w:numPr>
+        <w:jc w:val="both"/>
+        <w:rPr>
+          <w:bCs/>
+          <w:sz w:val="28"/>
+          <w:szCs w:val="28"/>
+          <w:lang w:val="vi-VN"/>
+        </w:rPr>
+      </w:pPr>
+      <w:r>
+        <w:rPr>
+          <w:bCs/>
+          <w:sz w:val="28"/>
+          <w:szCs w:val="28"/>
+          <w:lang w:val="vi-VN"/>
+        </w:rPr>
+        <w:t xml:space="preserve">Kiểm tra Dashboard </w:t>
+      </w:r>
+    </w:p>
+    <w:p>
+      <w:pPr>
+        <w:jc w:val="both"/>
+        <w:rPr>
+          <w:bCs/>
+          <w:sz w:val="28"/>
+          <w:szCs w:val="28"/>
+          <w:lang w:val="vi-VN"/>
+        </w:rPr>
+      </w:pPr>
+      <w:r>
+        <w:rPr>
+          <w:bCs/>
+          <w:sz w:val="28"/>
+          <w:szCs w:val="28"/>
+          <w:lang w:val="vi-VN"/>
+        </w:rPr>
+        <w:drawing>
+          <wp:inline distT="0" distB="0" distL="0" distR="0" wp14:anchorId="564FA7BE" wp14:editId="5B07128E">
+            <wp:extent cx="5377703" cy="2804160"/>
+            <wp:effectExtent l="76200" t="76200" r="128270" b="129540"/>
+            <wp:docPr id="1398077896" name="Picture 1"/>
+            <wp:cNvGraphicFramePr>
+              <a:graphicFrameLocks xmlns:a="http://schemas.openxmlformats.org/drawingml/2006/main" noChangeAspect="1"/>
+            </wp:cNvGraphicFramePr>
+            <a:graphic xmlns:a="http://schemas.openxmlformats.org/drawingml/2006/main">
+              <a:graphicData uri="http://schemas.openxmlformats.org/drawingml/2006/picture">
+                <pic:pic xmlns:pic="http://schemas.openxmlformats.org/drawingml/2006/picture">
+                  <pic:nvPicPr>
+                    <pic:cNvPr id="1398077896" name=""/>
+                    <pic:cNvPicPr/>
+                  </pic:nvPicPr>
+                  <pic:blipFill>
+                    <a:blip r:embed="rId17"/>
+                    <a:stretch>
+                      <a:fillRect/>
+                    </a:stretch>
+                  </pic:blipFill>
+                  <pic:spPr>
+                    <a:xfrm>
+                      <a:off x="0" y="0"/>
+                      <a:ext cx="5379452" cy="2805072"/>
+                    </a:xfrm>
+                    <a:prstGeom prst="rect">
+                      <a:avLst/>
+                    </a:prstGeom>
+                    <a:ln w="38100" cap="sq">
+                      <a:solidFill>
+                        <a:srgbClr val="000000"/>
+                      </a:solidFill>
+                      <a:prstDash val="solid"/>
+                      <a:miter lim="800000"/>
+                    </a:ln>
+                    <a:effectLst>
+                      <a:outerShdw blurRad="50800" dist="38100" dir="2700000" algn="tl" rotWithShape="0">
+                        <a:srgbClr val="000000">
+                          <a:alpha val="43000"/>
+                        </a:srgbClr>
+                      </a:outerShdw>
+                    </a:effectLst>
+                  </pic:spPr>
+                </pic:pic>
+              </a:graphicData>
+            </a:graphic>
+          </wp:inline>
+        </w:drawing>
+      </w:r>
+    </w:p>
+    <w:p>
+      <w:pPr>
+        <w:pStyle w:val="ListParagraph"/>
+        <w:numPr>
+          <w:ilvl w:val="0"/>
+          <w:numId w:val="18"/>
+        </w:numPr>
+        <w:rPr>
+          <w:bCs/>
+          <w:sz w:val="28"/>
+          <w:szCs w:val="28"/>
+          <w:lang w:val="vi-VN"/>
+        </w:rPr>
+      </w:pPr>
+      <w:r>
+        <w:rPr>
+          <w:bCs/>
+          <w:sz w:val="28"/>
+          <w:szCs w:val="28"/>
+          <w:lang w:val="vi-VN"/>
+        </w:rPr>
+        <w:t>Cấu hình vùng Dmz</w:t>
+      </w:r>
+    </w:p>
+    <w:p>
+      <w:pPr>
+        <w:jc w:val="center"/>
+        <w:rPr>
+          <w:bCs/>
+          <w:sz w:val="28"/>
+          <w:szCs w:val="28"/>
+          <w:lang w:val="vi-VN"/>
+        </w:rPr>
+      </w:pPr>
+      <w:r>
+        <w:rPr>
+          <w:bCs/>
+          <w:sz w:val="28"/>
+          <w:szCs w:val="28"/>
+          <w:lang w:val="vi-VN"/>
+        </w:rPr>
+        <w:lastRenderedPageBreak/>
+        <w:drawing>
+          <wp:inline distT="0" distB="0" distL="0" distR="0" wp14:anchorId="5DAED21A" wp14:editId="56825AE3">
+            <wp:extent cx="5581964" cy="2766060"/>
+            <wp:effectExtent l="76200" t="76200" r="133350" b="129540"/>
+            <wp:docPr id="1177722312" name="Picture 1"/>
+            <wp:cNvGraphicFramePr>
+              <a:graphicFrameLocks xmlns:a="http://schemas.openxmlformats.org/drawingml/2006/main" noChangeAspect="1"/>
+            </wp:cNvGraphicFramePr>
+            <a:graphic xmlns:a="http://schemas.openxmlformats.org/drawingml/2006/main">
+              <a:graphicData uri="http://schemas.openxmlformats.org/drawingml/2006/picture">
+                <pic:pic xmlns:pic="http://schemas.openxmlformats.org/drawingml/2006/picture">
+                  <pic:nvPicPr>
+                    <pic:cNvPr id="1177722312" name=""/>
+                    <pic:cNvPicPr/>
+                  </pic:nvPicPr>
+                  <pic:blipFill>
+                    <a:blip r:embed="rId18"/>
+                    <a:stretch>
+                      <a:fillRect/>
+                    </a:stretch>
+                  </pic:blipFill>
+                  <pic:spPr>
+                    <a:xfrm>
+                      <a:off x="0" y="0"/>
+                      <a:ext cx="5583246" cy="2766695"/>
+                    </a:xfrm>
+                    <a:prstGeom prst="rect">
+                      <a:avLst/>
+                    </a:prstGeom>
+                    <a:ln w="38100" cap="sq">
+                      <a:solidFill>
+                        <a:srgbClr val="000000"/>
+                      </a:solidFill>
+                      <a:prstDash val="solid"/>
+                      <a:miter lim="800000"/>
+                    </a:ln>
+                    <a:effectLst>
+                      <a:outerShdw blurRad="50800" dist="38100" dir="2700000" algn="tl" rotWithShape="0">
+                        <a:srgbClr val="000000">
+                          <a:alpha val="43000"/>
+                        </a:srgbClr>
+                      </a:outerShdw>
+                    </a:effectLst>
+                  </pic:spPr>
+                </pic:pic>
+              </a:graphicData>
+            </a:graphic>
+          </wp:inline>
+        </w:drawing>
+      </w:r>
+    </w:p>
+    <w:p>
+      <w:pPr>
+        <w:jc w:val="center"/>
+        <w:rPr>
+          <w:bCs/>
+          <w:sz w:val="28"/>
+          <w:szCs w:val="28"/>
+          <w:lang w:val="vi-VN"/>
+        </w:rPr>
+      </w:pPr>
+      <w:r>
+        <w:rPr>
+          <w:bCs/>
+          <w:sz w:val="28"/>
+          <w:szCs w:val="28"/>
+          <w:lang w:val="vi-VN"/>
+        </w:rPr>
+        <w:drawing>
+          <wp:inline distT="0" distB="0" distL="0" distR="0" wp14:anchorId="1B8F9EC5" wp14:editId="2233706B">
+            <wp:extent cx="5507766" cy="2910840"/>
+            <wp:effectExtent l="76200" t="76200" r="131445" b="137160"/>
+            <wp:docPr id="1966711316" name="Picture 1"/>
+            <wp:cNvGraphicFramePr>
+              <a:graphicFrameLocks xmlns:a="http://schemas.openxmlformats.org/drawingml/2006/main" noChangeAspect="1"/>
+            </wp:cNvGraphicFramePr>
+            <a:graphic xmlns:a="http://schemas.openxmlformats.org/drawingml/2006/main">
+              <a:graphicData uri="http://schemas.openxmlformats.org/drawingml/2006/picture">
+                <pic:pic xmlns:pic="http://schemas.openxmlformats.org/drawingml/2006/picture">
+                  <pic:nvPicPr>
+                    <pic:cNvPr id="1966711316" name=""/>
+                    <pic:cNvPicPr/>
+                  </pic:nvPicPr>
+                  <pic:blipFill>
+                    <a:blip r:embed="rId19"/>
+                    <a:stretch>
+                      <a:fillRect/>
+                    </a:stretch>
+                  </pic:blipFill>
+                  <pic:spPr>
+                    <a:xfrm>
+                      <a:off x="0" y="0"/>
+                      <a:ext cx="5509076" cy="2911532"/>
+                    </a:xfrm>
+                    <a:prstGeom prst="rect">
+                      <a:avLst/>
+                    </a:prstGeom>
+                    <a:ln w="38100" cap="sq">
+                      <a:solidFill>
+                        <a:srgbClr val="000000"/>
+                      </a:solidFill>
+                      <a:prstDash val="solid"/>
+                      <a:miter lim="800000"/>
+                    </a:ln>
+                    <a:effectLst>
+                      <a:outerShdw blurRad="50800" dist="38100" dir="2700000" algn="tl" rotWithShape="0">
+                        <a:srgbClr val="000000">
+                          <a:alpha val="43000"/>
+                        </a:srgbClr>
+                      </a:outerShdw>
+                    </a:effectLst>
+                  </pic:spPr>
+                </pic:pic>
+              </a:graphicData>
+            </a:graphic>
+          </wp:inline>
+        </w:drawing>
+      </w:r>
+    </w:p>
+    <w:p>
+      <w:pPr>
+        <w:pStyle w:val="ListParagraph"/>
+        <w:numPr>
+          <w:ilvl w:val="0"/>
+          <w:numId w:val="18"/>
+        </w:numPr>
+        <w:rPr>
+          <w:bCs/>
+          <w:sz w:val="28"/>
+          <w:szCs w:val="28"/>
+          <w:lang w:val="vi-VN"/>
+        </w:rPr>
+      </w:pPr>
+      <w:r>
+        <w:rPr>
+          <w:bCs/>
+          <w:sz w:val="28"/>
+          <w:szCs w:val="28"/>
+          <w:lang w:val="vi-VN"/>
+        </w:rPr>
+        <w:t>Kiểm tra Outbound NAT tự động</w:t>
+      </w:r>
+    </w:p>
+    <w:p>
+      <w:pPr>
+        <w:jc w:val="center"/>
+        <w:rPr>
+          <w:bCs/>
+          <w:sz w:val="28"/>
+          <w:szCs w:val="28"/>
+          <w:lang w:val="vi-VN"/>
+        </w:rPr>
+      </w:pPr>
+      <w:r>
+        <w:rPr>
+          <w:bCs/>
+          <w:sz w:val="28"/>
+          <w:szCs w:val="28"/>
+          <w:lang w:val="vi-VN"/>
+        </w:rPr>
+        <w:drawing>
+          <wp:inline distT="0" distB="0" distL="0" distR="0" wp14:anchorId="1CBB0EB4" wp14:editId="13A66CD7">
+            <wp:extent cx="4891405" cy="2490189"/>
+            <wp:effectExtent l="76200" t="76200" r="137795" b="139065"/>
+            <wp:docPr id="1134601924" name="Picture 1"/>
+            <wp:cNvGraphicFramePr>
+              <a:graphicFrameLocks xmlns:a="http://schemas.openxmlformats.org/drawingml/2006/main" noChangeAspect="1"/>
+            </wp:cNvGraphicFramePr>
+            <a:graphic xmlns:a="http://schemas.openxmlformats.org/drawingml/2006/main">
+              <a:graphicData uri="http://schemas.openxmlformats.org/drawingml/2006/picture">
+                <pic:pic xmlns:pic="http://schemas.openxmlformats.org/drawingml/2006/picture">
+                  <pic:nvPicPr>
+                    <pic:cNvPr id="1134601924" name=""/>
+                    <pic:cNvPicPr/>
+                  </pic:nvPicPr>
+                  <pic:blipFill>
+                    <a:blip r:embed="rId20"/>
+                    <a:stretch>
+                      <a:fillRect/>
+                    </a:stretch>
+                  </pic:blipFill>
+                  <pic:spPr>
+                    <a:xfrm>
+                      <a:off x="0" y="0"/>
+                      <a:ext cx="4894609" cy="2491820"/>
+                    </a:xfrm>
+                    <a:prstGeom prst="rect">
+                      <a:avLst/>
+                    </a:prstGeom>
+                    <a:ln w="38100" cap="sq">
+                      <a:solidFill>
+                        <a:srgbClr val="000000"/>
+                      </a:solidFill>
+                      <a:prstDash val="solid"/>
+                      <a:miter lim="800000"/>
+                    </a:ln>
+                    <a:effectLst>
+                      <a:outerShdw blurRad="50800" dist="38100" dir="2700000" algn="tl" rotWithShape="0">
+                        <a:srgbClr val="000000">
+                          <a:alpha val="43000"/>
+                        </a:srgbClr>
+                      </a:outerShdw>
+                    </a:effectLst>
+                  </pic:spPr>
+                </pic:pic>
+              </a:graphicData>
+            </a:graphic>
+          </wp:inline>
+        </w:drawing>
+      </w:r>
+    </w:p>
+    <w:p>
+      <w:pPr>
+        <w:pStyle w:val="ListParagraph"/>
+        <w:numPr>
+          <w:ilvl w:val="0"/>
+          <w:numId w:val="18"/>
+        </w:numPr>
+        <w:rPr>
+          <w:bCs/>
+          <w:sz w:val="28"/>
+          <w:szCs w:val="28"/>
+          <w:lang w:val="vi-VN"/>
+        </w:rPr>
+      </w:pPr>
+      <w:r>
+        <w:rPr>
+          <w:bCs/>
+          <w:sz w:val="28"/>
+          <w:szCs w:val="28"/>
+          <w:lang w:val="vi-VN"/>
+        </w:rPr>
+        <w:t>Chuẩn hóa ruleset LAN và tạo rule nền tảng</w:t>
+      </w:r>
+    </w:p>
+    <w:p>
+      <w:pPr>
+        <w:jc w:val="center"/>
+        <w:rPr>
+          <w:bCs/>
+          <w:sz w:val="28"/>
+          <w:szCs w:val="28"/>
+          <w:lang w:val="vi-VN"/>
+        </w:rPr>
+      </w:pPr>
+      <w:r>
+        <w:rPr>
+          <w:bCs/>
+          <w:sz w:val="28"/>
+          <w:szCs w:val="28"/>
+          <w:lang w:val="vi-VN"/>
+        </w:rPr>
+        <w:lastRenderedPageBreak/>
+        <w:drawing>
+          <wp:inline distT="0" distB="0" distL="0" distR="0" wp14:anchorId="3C46557D" wp14:editId="70EE6B37">
+            <wp:extent cx="5760085" cy="2950845"/>
+            <wp:effectExtent l="76200" t="76200" r="126365" b="135255"/>
+            <wp:docPr id="1460072637" name="Picture 1"/>
+            <wp:cNvGraphicFramePr>
+              <a:graphicFrameLocks xmlns:a="http://schemas.openxmlformats.org/drawingml/2006/main" noChangeAspect="1"/>
+            </wp:cNvGraphicFramePr>
+            <a:graphic xmlns:a="http://schemas.openxmlformats.org/drawingml/2006/main">
+              <a:graphicData uri="http://schemas.openxmlformats.org/drawingml/2006/picture">
+                <pic:pic xmlns:pic="http://schemas.openxmlformats.org/drawingml/2006/picture">
+                  <pic:nvPicPr>
+                    <pic:cNvPr id="1460072637" name=""/>
+                    <pic:cNvPicPr/>
+                  </pic:nvPicPr>
+                  <pic:blipFill>
+                    <a:blip r:embed="rId21"/>
+                    <a:stretch>
+                      <a:fillRect/>
+                    </a:stretch>
+                  </pic:blipFill>
+                  <pic:spPr>
+                    <a:xfrm>
+                      <a:off x="0" y="0"/>
+                      <a:ext cx="5760085" cy="2950845"/>
+                    </a:xfrm>
+                    <a:prstGeom prst="rect">
+                      <a:avLst/>
+                    </a:prstGeom>
+                    <a:ln w="38100" cap="sq">
+                      <a:solidFill>
+                        <a:srgbClr val="000000"/>
+                      </a:solidFill>
+                      <a:prstDash val="solid"/>
+                      <a:miter lim="800000"/>
+                    </a:ln>
+                    <a:effectLst>
+                      <a:outerShdw blurRad="50800" dist="38100" dir="2700000" algn="tl" rotWithShape="0">
+                        <a:srgbClr val="000000">
+                          <a:alpha val="43000"/>
+                        </a:srgbClr>
+                      </a:outerShdw>
+                    </a:effectLst>
+                  </pic:spPr>
+                </pic:pic>
+              </a:graphicData>
+            </a:graphic>
+          </wp:inline>
+        </w:drawing>
+      </w:r>
+    </w:p>
+    <w:p>
+      <w:pPr>
+        <w:pStyle w:val="ListParagraph"/>
+        <w:numPr>
+          <w:ilvl w:val="0"/>
+          <w:numId w:val="19"/>
+        </w:numPr>
+        <w:rPr>
+          <w:bCs/>
+          <w:sz w:val="28"/>
+          <w:szCs w:val="28"/>
+          <w:lang w:val="vi-VN"/>
+        </w:rPr>
+      </w:pPr>
+      <w:r>
+        <w:rPr>
+          <w:bCs/>
+          <w:sz w:val="28"/>
+          <w:szCs w:val="28"/>
+          <w:lang w:val="vi-VN"/>
+        </w:rPr>
+        <w:t>Kiểm tra test Ping đến google</w:t>
+      </w:r>
+    </w:p>
+    <w:p>
+      <w:pPr>
+        <w:jc w:val="center"/>
+        <w:rPr>
+          <w:bCs/>
+          <w:sz w:val="28"/>
+          <w:szCs w:val="28"/>
+          <w:lang w:val="vi-VN"/>
+        </w:rPr>
+      </w:pPr>
+      <w:r>
+        <w:rPr>
+          <w:bCs/>
+          <w:sz w:val="28"/>
+          <w:szCs w:val="28"/>
+          <w:lang w:val="vi-VN"/>
+        </w:rPr>
+        <w:drawing>
+          <wp:inline distT="0" distB="0" distL="0" distR="0" wp14:anchorId="73B7EA17" wp14:editId="18A9757E">
+            <wp:extent cx="5760085" cy="2957830"/>
+            <wp:effectExtent l="76200" t="76200" r="126365" b="128270"/>
+            <wp:docPr id="1339048439" name="Picture 1"/>
+            <wp:cNvGraphicFramePr>
+              <a:graphicFrameLocks xmlns:a="http://schemas.openxmlformats.org/drawingml/2006/main" noChangeAspect="1"/>
+            </wp:cNvGraphicFramePr>
+            <a:graphic xmlns:a="http://schemas.openxmlformats.org/drawingml/2006/main">
+              <a:graphicData uri="http://schemas.openxmlformats.org/drawingml/2006/picture">
+                <pic:pic xmlns:pic="http://schemas.openxmlformats.org/drawingml/2006/picture">
+                  <pic:nvPicPr>
+                    <pic:cNvPr id="1339048439" name=""/>
+                    <pic:cNvPicPr/>
+                  </pic:nvPicPr>
+                  <pic:blipFill>
+                    <a:blip r:embed="rId22"/>
+                    <a:stretch>
+                      <a:fillRect/>
+                    </a:stretch>
+                  </pic:blipFill>
+                  <pic:spPr>
+                    <a:xfrm>
+                      <a:off x="0" y="0"/>
+                      <a:ext cx="5760085" cy="2957830"/>
+                    </a:xfrm>
+                    <a:prstGeom prst="rect">
+                      <a:avLst/>
+                    </a:prstGeom>
+                    <a:ln w="38100" cap="sq">
+                      <a:solidFill>
+                        <a:srgbClr val="000000"/>
+                      </a:solidFill>
+                      <a:prstDash val="solid"/>
+                      <a:miter lim="800000"/>
+                    </a:ln>
+                    <a:effectLst>
+                      <a:outerShdw blurRad="50800" dist="38100" dir="2700000" algn="tl" rotWithShape="0">
+                        <a:srgbClr val="000000">
+                          <a:alpha val="43000"/>
+                        </a:srgbClr>
+                      </a:outerShdw>
+                    </a:effectLst>
+                  </pic:spPr>
+                </pic:pic>
+              </a:graphicData>
+            </a:graphic>
+          </wp:inline>
+        </w:drawing>
+      </w:r>
+    </w:p>
+    <w:p>
+      <w:pPr>
+        <w:pStyle w:val="ListParagraph"/>
+        <w:numPr>
+          <w:ilvl w:val="0"/>
+          <w:numId w:val="18"/>
+        </w:numPr>
+        <w:rPr>
+          <w:bCs/>
+          <w:sz w:val="28"/>
+          <w:szCs w:val="28"/>
+          <w:lang w:val="vi-VN"/>
+        </w:rPr>
+      </w:pPr>
+      <w:r>
+        <w:rPr>
+          <w:bCs/>
+          <w:sz w:val="28"/>
+          <w:szCs w:val="28"/>
+          <w:lang w:val="vi-VN"/>
+        </w:rPr>
+        <w:t>Kiểm tra rule nền tảng từ Domain Controller</w:t>
+      </w:r>
+    </w:p>
+    <w:p>
+      <w:pPr>
+        <w:jc w:val="center"/>
+        <w:rPr>
+          <w:bCs/>
+          <w:sz w:val="28"/>
+          <w:szCs w:val="28"/>
+          <w:lang w:val="vi-VN"/>
+        </w:rPr>
+      </w:pPr>
+      <w:r>
+        <w:rPr>
+          <w:bCs/>
+          <w:sz w:val="28"/>
+          <w:szCs w:val="28"/>
+          <w:lang w:val="vi-VN"/>
+        </w:rPr>
+        <w:lastRenderedPageBreak/>
+        <w:drawing>
+          <wp:inline distT="0" distB="0" distL="0" distR="0" wp14:anchorId="7F17A605" wp14:editId="499EB144">
+            <wp:extent cx="5314950" cy="3536074"/>
+            <wp:effectExtent l="76200" t="76200" r="133350" b="140970"/>
+            <wp:docPr id="1672263140" name="Picture 1"/>
+            <wp:cNvGraphicFramePr>
+              <a:graphicFrameLocks xmlns:a="http://schemas.openxmlformats.org/drawingml/2006/main" noChangeAspect="1"/>
+            </wp:cNvGraphicFramePr>
+            <a:graphic xmlns:a="http://schemas.openxmlformats.org/drawingml/2006/main">
+              <a:graphicData uri="http://schemas.openxmlformats.org/drawingml/2006/picture">
+                <pic:pic xmlns:pic="http://schemas.openxmlformats.org/drawingml/2006/picture">
+                  <pic:nvPicPr>
+                    <pic:cNvPr id="1672263140" name=""/>
+                    <pic:cNvPicPr/>
+                  </pic:nvPicPr>
+                  <pic:blipFill>
+                    <a:blip r:embed="rId23"/>
+                    <a:stretch>
+                      <a:fillRect/>
+                    </a:stretch>
+                  </pic:blipFill>
+                  <pic:spPr>
+                    <a:xfrm>
+                      <a:off x="0" y="0"/>
+                      <a:ext cx="5317033" cy="3537460"/>
+                    </a:xfrm>
+                    <a:prstGeom prst="rect">
+                      <a:avLst/>
+                    </a:prstGeom>
+                    <a:ln w="38100" cap="sq">
+                      <a:solidFill>
+                        <a:srgbClr val="000000"/>
+                      </a:solidFill>
+                      <a:prstDash val="solid"/>
+                      <a:miter lim="800000"/>
+                    </a:ln>
+                    <a:effectLst>
+                      <a:outerShdw blurRad="50800" dist="38100" dir="2700000" algn="tl" rotWithShape="0">
+                        <a:srgbClr val="000000">
+                          <a:alpha val="43000"/>
+                        </a:srgbClr>
+                      </a:outerShdw>
+                    </a:effectLst>
+                  </pic:spPr>
+                </pic:pic>
+              </a:graphicData>
+            </a:graphic>
+          </wp:inline>
+        </w:drawing>
+      </w:r>
+    </w:p>
+    <w:p>
+      <w:pPr>
+        <w:rPr>
+          <w:bCs/>
+          <w:sz w:val="28"/>
+          <w:szCs w:val="28"/>
+          <w:lang w:val="vi-VN"/>
+        </w:rPr>
+      </w:pPr>
+    </w:p>
+    <w:p>
+      <w:pPr>
+        <w:rPr>
+          <w:bCs/>
+          <w:sz w:val="28"/>
+          <w:szCs w:val="28"/>
+          <w:lang w:val="vi-VN"/>
+        </w:rPr>
+      </w:pPr>
+    </w:p>
+    <w:p>
+      <w:pPr>
+        <w:rPr>
+          <w:b/>
+          <w:sz w:val="28"/>
+          <w:szCs w:val="28"/>
+          <w:lang w:val="vi-VN"/>
+        </w:rPr>
+      </w:pPr>
+      <w:r>
+        <w:rPr>
+          <w:b/>
+          <w:sz w:val="28"/>
+          <w:szCs w:val="28"/>
+          <w:lang w:val="vi-VN"/>
+        </w:rPr>
+        <w:t>BÀI TẬP FIREWALL THEO TÌNH HUỐNG</w:t>
+      </w:r>
+    </w:p>
+    <w:p>
+      <w:pPr>
+        <w:pStyle w:val="ListParagraph"/>
+        <w:numPr>
+          <w:ilvl w:val="0"/>
+          <w:numId w:val="20"/>
+        </w:numPr>
+        <w:rPr>
+          <w:b/>
+          <w:sz w:val="28"/>
+          <w:szCs w:val="28"/>
+          <w:lang w:val="vi-VN"/>
+        </w:rPr>
+      </w:pPr>
+      <w:r>
+        <w:rPr>
+          <w:b/>
+          <w:sz w:val="28"/>
+          <w:szCs w:val="28"/>
+          <w:lang w:val="vi-VN"/>
+        </w:rPr>
+        <w:t>Tình huống 1 — Chặn ICMP nhưng vẫn cho phép Web/DNS</w:t>
+      </w:r>
+    </w:p>
+    <w:p>
+      <w:pPr>
+        <w:pStyle w:val="ListParagraph"/>
+        <w:numPr>
+          <w:ilvl w:val="0"/>
+          <w:numId w:val="19"/>
+        </w:numPr>
+        <w:rPr>
+          <w:bCs/>
+          <w:sz w:val="28"/>
+          <w:szCs w:val="28"/>
+          <w:lang w:val="vi-VN"/>
+        </w:rPr>
+      </w:pPr>
+      <w:r>
+        <w:rPr>
+          <w:bCs/>
+          <w:sz w:val="28"/>
+          <w:szCs w:val="28"/>
+          <w:lang w:val="vi-VN"/>
+        </w:rPr>
+        <w:t xml:space="preserve">Cấu hình để test </w:t>
+      </w:r>
+    </w:p>
+    <w:p>
+      <w:pPr>
+        <w:rPr>
+          <w:bCs/>
+          <w:sz w:val="28"/>
+          <w:szCs w:val="28"/>
+          <w:lang w:val="vi-VN"/>
+        </w:rPr>
+      </w:pPr>
+      <w:r>
+        <w:rPr>
+          <w:bCs/>
+          <w:sz w:val="28"/>
+          <w:szCs w:val="28"/>
+          <w:lang w:val="vi-VN"/>
+        </w:rPr>
+        <w:t xml:space="preserve">Cấu hình </w:t>
+      </w:r>
+      <w:r>
+        <w:rPr>
+          <w:bCs/>
+          <w:sz w:val="28"/>
+          <w:szCs w:val="28"/>
+          <w:lang w:val="vi-VN"/>
+        </w:rPr>
+        <w:t>Firewall</w:t>
+      </w:r>
+    </w:p>
+    <w:p>
+      <w:pPr>
+        <w:jc w:val="center"/>
+        <w:rPr>
+          <w:bCs/>
+          <w:sz w:val="28"/>
+          <w:szCs w:val="28"/>
+          <w:lang w:val="vi-VN"/>
+        </w:rPr>
+      </w:pPr>
+      <w:r>
+        <w:rPr>
+          <w:bCs/>
+          <w:sz w:val="28"/>
+          <w:szCs w:val="28"/>
+          <w:lang w:val="vi-VN"/>
+        </w:rPr>
+        <w:drawing>
+          <wp:inline distT="0" distB="0" distL="0" distR="0" wp14:anchorId="49FFA2CD" wp14:editId="722744ED">
+            <wp:extent cx="5314950" cy="2169104"/>
+            <wp:effectExtent l="76200" t="76200" r="133350" b="136525"/>
+            <wp:docPr id="573189501" name="Picture 1"/>
+            <wp:cNvGraphicFramePr>
+              <a:graphicFrameLocks xmlns:a="http://schemas.openxmlformats.org/drawingml/2006/main" noChangeAspect="1"/>
+            </wp:cNvGraphicFramePr>
+            <a:graphic xmlns:a="http://schemas.openxmlformats.org/drawingml/2006/main">
+              <a:graphicData uri="http://schemas.openxmlformats.org/drawingml/2006/picture">
+                <pic:pic xmlns:pic="http://schemas.openxmlformats.org/drawingml/2006/picture">
+                  <pic:nvPicPr>
+                    <pic:cNvPr id="573189501" name=""/>
+                    <pic:cNvPicPr/>
+                  </pic:nvPicPr>
+                  <pic:blipFill>
+                    <a:blip r:embed="rId24"/>
+                    <a:stretch>
+                      <a:fillRect/>
+                    </a:stretch>
+                  </pic:blipFill>
+                  <pic:spPr>
+                    <a:xfrm>
+                      <a:off x="0" y="0"/>
+                      <a:ext cx="5324479" cy="2172993"/>
+                    </a:xfrm>
+                    <a:prstGeom prst="rect">
+                      <a:avLst/>
+                    </a:prstGeom>
+                    <a:ln w="38100" cap="sq">
+                      <a:solidFill>
+                        <a:srgbClr val="000000"/>
+                      </a:solidFill>
+                      <a:prstDash val="solid"/>
+                      <a:miter lim="800000"/>
+                    </a:ln>
+                    <a:effectLst>
+                      <a:outerShdw blurRad="50800" dist="38100" dir="2700000" algn="tl" rotWithShape="0">
+                        <a:srgbClr val="000000">
+                          <a:alpha val="43000"/>
+                        </a:srgbClr>
+                      </a:outerShdw>
+                    </a:effectLst>
+                  </pic:spPr>
+                </pic:pic>
+              </a:graphicData>
+            </a:graphic>
+          </wp:inline>
+        </w:drawing>
+      </w:r>
+    </w:p>
+    <w:p>
+      <w:pPr>
+        <w:jc w:val="center"/>
+        <w:rPr>
+          <w:b/>
+          <w:sz w:val="28"/>
+          <w:szCs w:val="28"/>
+          <w:lang w:val="vi-VN"/>
+        </w:rPr>
+      </w:pPr>
+      <w:r>
+        <w:rPr>
+          <w:b/>
+          <w:sz w:val="28"/>
+          <w:szCs w:val="28"/>
+          <w:lang w:val="vi-VN"/>
+        </w:rPr>
+        <w:lastRenderedPageBreak/>
+        <w:drawing>
+          <wp:inline distT="0" distB="0" distL="0" distR="0" wp14:anchorId="49D2A97A" wp14:editId="210A45AD">
+            <wp:extent cx="5534025" cy="3141906"/>
+            <wp:effectExtent l="76200" t="76200" r="123825" b="135255"/>
+            <wp:docPr id="693168564" name="Picture 1"/>
+            <wp:cNvGraphicFramePr>
+              <a:graphicFrameLocks xmlns:a="http://schemas.openxmlformats.org/drawingml/2006/main" noChangeAspect="1"/>
+            </wp:cNvGraphicFramePr>
+            <a:graphic xmlns:a="http://schemas.openxmlformats.org/drawingml/2006/main">
+              <a:graphicData uri="http://schemas.openxmlformats.org/drawingml/2006/picture">
+                <pic:pic xmlns:pic="http://schemas.openxmlformats.org/drawingml/2006/picture">
+                  <pic:nvPicPr>
+                    <pic:cNvPr id="693168564" name=""/>
+                    <pic:cNvPicPr/>
+                  </pic:nvPicPr>
+                  <pic:blipFill>
+                    <a:blip r:embed="rId25"/>
+                    <a:stretch>
+                      <a:fillRect/>
+                    </a:stretch>
+                  </pic:blipFill>
+                  <pic:spPr>
+                    <a:xfrm>
+                      <a:off x="0" y="0"/>
+                      <a:ext cx="5536814" cy="3143489"/>
+                    </a:xfrm>
+                    <a:prstGeom prst="rect">
+                      <a:avLst/>
+                    </a:prstGeom>
+                    <a:ln w="38100" cap="sq">
+                      <a:solidFill>
+                        <a:srgbClr val="000000"/>
+                      </a:solidFill>
+                      <a:prstDash val="solid"/>
+                      <a:miter lim="800000"/>
+                    </a:ln>
+                    <a:effectLst>
+                      <a:outerShdw blurRad="50800" dist="38100" dir="2700000" algn="tl" rotWithShape="0">
+                        <a:srgbClr val="000000">
+                          <a:alpha val="43000"/>
+                        </a:srgbClr>
+                      </a:outerShdw>
+                    </a:effectLst>
+                  </pic:spPr>
+                </pic:pic>
+              </a:graphicData>
+            </a:graphic>
+          </wp:inline>
+        </w:drawing>
+      </w:r>
+    </w:p>
+    <w:p>
+      <w:pPr>
+        <w:pStyle w:val="ListParagraph"/>
+        <w:numPr>
+          <w:ilvl w:val="0"/>
+          <w:numId w:val="19"/>
+        </w:numPr>
+        <w:rPr>
+          <w:b/>
+          <w:sz w:val="28"/>
+          <w:szCs w:val="28"/>
+          <w:lang w:val="vi-VN"/>
+        </w:rPr>
+      </w:pPr>
+      <w:r>
+        <w:rPr>
+          <w:bCs/>
+          <w:sz w:val="28"/>
+          <w:szCs w:val="28"/>
+          <w:lang w:val="vi-VN"/>
+        </w:rPr>
+        <w:t xml:space="preserve">Test </w:t>
+      </w:r>
+      <w:r>
+        <w:rPr>
+          <w:bCs/>
+          <w:sz w:val="28"/>
+          <w:szCs w:val="28"/>
+          <w:lang w:val="vi-VN"/>
+        </w:rPr>
+        <w:t>ping</w:t>
+      </w:r>
+    </w:p>
+    <w:p>
+      <w:pPr>
+        <w:jc w:val="center"/>
+        <w:rPr>
+          <w:b/>
+          <w:sz w:val="28"/>
+          <w:szCs w:val="28"/>
+          <w:lang w:val="vi-VN"/>
+        </w:rPr>
+      </w:pPr>
+      <w:r>
+        <w:rPr>
+          <w:b/>
+          <w:sz w:val="28"/>
+          <w:szCs w:val="28"/>
+          <w:lang w:val="vi-VN"/>
+        </w:rPr>
+        <w:drawing>
+          <wp:inline distT="0" distB="0" distL="0" distR="0" wp14:anchorId="792FAF69" wp14:editId="7D3AE5D6">
+            <wp:extent cx="5381625" cy="3000800"/>
+            <wp:effectExtent l="76200" t="76200" r="123825" b="142875"/>
+            <wp:docPr id="419500904" name="Picture 1"/>
+            <wp:cNvGraphicFramePr>
+              <a:graphicFrameLocks xmlns:a="http://schemas.openxmlformats.org/drawingml/2006/main" noChangeAspect="1"/>
+            </wp:cNvGraphicFramePr>
+            <a:graphic xmlns:a="http://schemas.openxmlformats.org/drawingml/2006/main">
+              <a:graphicData uri="http://schemas.openxmlformats.org/drawingml/2006/picture">
+                <pic:pic xmlns:pic="http://schemas.openxmlformats.org/drawingml/2006/picture">
+                  <pic:nvPicPr>
+                    <pic:cNvPr id="419500904" name=""/>
+                    <pic:cNvPicPr/>
+                  </pic:nvPicPr>
+                  <pic:blipFill>
+                    <a:blip r:embed="rId26"/>
+                    <a:stretch>
+                      <a:fillRect/>
+                    </a:stretch>
+                  </pic:blipFill>
+                  <pic:spPr>
+                    <a:xfrm>
+                      <a:off x="0" y="0"/>
+                      <a:ext cx="5383575" cy="3001887"/>
+                    </a:xfrm>
+                    <a:prstGeom prst="rect">
+                      <a:avLst/>
+                    </a:prstGeom>
+                    <a:ln w="38100" cap="sq">
+                      <a:solidFill>
+                        <a:srgbClr val="000000"/>
+                      </a:solidFill>
+                      <a:prstDash val="solid"/>
+                      <a:miter lim="800000"/>
+                    </a:ln>
+                    <a:effectLst>
+                      <a:outerShdw blurRad="50800" dist="38100" dir="2700000" algn="tl" rotWithShape="0">
+                        <a:srgbClr val="000000">
+                          <a:alpha val="43000"/>
+                        </a:srgbClr>
+                      </a:outerShdw>
+                    </a:effectLst>
+                  </pic:spPr>
+                </pic:pic>
+              </a:graphicData>
+            </a:graphic>
+          </wp:inline>
+        </w:drawing>
+      </w:r>
+    </w:p>
+    <w:p>
+      <w:pPr>
+        <w:jc w:val="center"/>
+        <w:rPr>
+          <w:b/>
+          <w:sz w:val="28"/>
+          <w:szCs w:val="28"/>
+          <w:lang w:val="vi-VN"/>
+        </w:rPr>
+      </w:pPr>
+      <w:r>
+        <w:rPr>
+          <w:b/>
+          <w:sz w:val="28"/>
+          <w:szCs w:val="28"/>
+          <w:lang w:val="vi-VN"/>
+        </w:rPr>
+        <w:lastRenderedPageBreak/>
+        <w:drawing>
+          <wp:inline distT="0" distB="0" distL="0" distR="0" wp14:anchorId="4D573639" wp14:editId="3B596EC1">
+            <wp:extent cx="4620270" cy="2753109"/>
+            <wp:effectExtent l="76200" t="76200" r="142240" b="142875"/>
+            <wp:docPr id="2139462395" name="Picture 1"/>
+            <wp:cNvGraphicFramePr>
+              <a:graphicFrameLocks xmlns:a="http://schemas.openxmlformats.org/drawingml/2006/main" noChangeAspect="1"/>
+            </wp:cNvGraphicFramePr>
+            <a:graphic xmlns:a="http://schemas.openxmlformats.org/drawingml/2006/main">
+              <a:graphicData uri="http://schemas.openxmlformats.org/drawingml/2006/picture">
+                <pic:pic xmlns:pic="http://schemas.openxmlformats.org/drawingml/2006/picture">
+                  <pic:nvPicPr>
+                    <pic:cNvPr id="2139462395" name=""/>
+                    <pic:cNvPicPr/>
+                  </pic:nvPicPr>
+                  <pic:blipFill>
+                    <a:blip r:embed="rId27"/>
+                    <a:stretch>
+                      <a:fillRect/>
+                    </a:stretch>
+                  </pic:blipFill>
+                  <pic:spPr>
+                    <a:xfrm>
+                      <a:off x="0" y="0"/>
+                      <a:ext cx="4620270" cy="2753109"/>
+                    </a:xfrm>
+                    <a:prstGeom prst="rect">
+                      <a:avLst/>
+                    </a:prstGeom>
+                    <a:ln w="38100" cap="sq">
+                      <a:solidFill>
+                        <a:srgbClr val="000000"/>
+                      </a:solidFill>
+                      <a:prstDash val="solid"/>
+                      <a:miter lim="800000"/>
+                    </a:ln>
+                    <a:effectLst>
+                      <a:outerShdw blurRad="50800" dist="38100" dir="2700000" algn="tl" rotWithShape="0">
+                        <a:srgbClr val="000000">
+                          <a:alpha val="43000"/>
+                        </a:srgbClr>
+                      </a:outerShdw>
+                    </a:effectLst>
+                  </pic:spPr>
+                </pic:pic>
+              </a:graphicData>
+            </a:graphic>
+          </wp:inline>
+        </w:drawing>
+      </w:r>
+    </w:p>
     <w:sectPr>
       <w:pgSz w:w="11906" w:h="16838" w:code="9"/>
       <w:pgMar w:top="1134" w:right="1134" w:bottom="1134" w:left="1701" w:header="720" w:footer="720" w:gutter="0"/>
@@ -988,6 +2305,95 @@
     <w:nsid w:val="62510836"/>
     <w:multiLevelType w:val="hybridMultilevel"/>
     <w:tmpl w:val="23806306"/>
+    <w:lvl w:ilvl="0" w:tplc="0409000F">
+      <w:start w:val="1"/>
+      <w:numFmt w:val="decimal"/>
+      <w:lvlText w:val="%1."/>
+      <w:lvlJc w:val="left"/>
+      <w:pPr>
+        <w:ind w:left="720" w:hanging="360"/>
+      </w:pPr>
+      <w:rPr>
+        <w:rFonts w:hint="default"/>
+      </w:rPr>
+    </w:lvl>
+    <w:lvl w:ilvl="1" w:tplc="04090019" w:tentative="1">
+      <w:start w:val="1"/>
+      <w:numFmt w:val="lowerLetter"/>
+      <w:lvlText w:val="%2."/>
+      <w:lvlJc w:val="left"/>
+      <w:pPr>
+        <w:ind w:left="1440" w:hanging="360"/>
+      </w:pPr>
+    </w:lvl>
+    <w:lvl w:ilvl="2" w:tplc="0409001B" w:tentative="1">
+      <w:start w:val="1"/>
+      <w:numFmt w:val="lowerRoman"/>
+      <w:lvlText w:val="%3."/>
+      <w:lvlJc w:val="right"/>
+      <w:pPr>
+        <w:ind w:left="2160" w:hanging="180"/>
+      </w:pPr>
+    </w:lvl>
+    <w:lvl w:ilvl="3" w:tplc="0409000F" w:tentative="1">
+      <w:start w:val="1"/>
+      <w:numFmt w:val="decimal"/>
+      <w:lvlText w:val="%4."/>
+      <w:lvlJc w:val="left"/>
+      <w:pPr>
+        <w:ind w:left="2880" w:hanging="360"/>
+      </w:pPr>
+    </w:lvl>
+    <w:lvl w:ilvl="4" w:tplc="04090019" w:tentative="1">
+      <w:start w:val="1"/>
+      <w:numFmt w:val="lowerLetter"/>
+      <w:lvlText w:val="%5."/>
+      <w:lvlJc w:val="left"/>
+      <w:pPr>
+        <w:ind w:left="3600" w:hanging="360"/>
+      </w:pPr>
+    </w:lvl>
+    <w:lvl w:ilvl="5" w:tplc="0409001B" w:tentative="1">
+      <w:start w:val="1"/>
+      <w:numFmt w:val="lowerRoman"/>
+      <w:lvlText w:val="%6."/>
+      <w:lvlJc w:val="right"/>
+      <w:pPr>
+        <w:ind w:left="4320" w:hanging="180"/>
+      </w:pPr>
+    </w:lvl>
+    <w:lvl w:ilvl="6" w:tplc="0409000F" w:tentative="1">
+      <w:start w:val="1"/>
+      <w:numFmt w:val="decimal"/>
+      <w:lvlText w:val="%7."/>
+      <w:lvlJc w:val="left"/>
+      <w:pPr>
+        <w:ind w:left="5040" w:hanging="360"/>
+      </w:pPr>
+    </w:lvl>
+    <w:lvl w:ilvl="7" w:tplc="04090019" w:tentative="1">
+      <w:start w:val="1"/>
+      <w:numFmt w:val="lowerLetter"/>
+      <w:lvlText w:val="%8."/>
+      <w:lvlJc w:val="left"/>
+      <w:pPr>
+        <w:ind w:left="5760" w:hanging="360"/>
+      </w:pPr>
+    </w:lvl>
+    <w:lvl w:ilvl="8" w:tplc="0409001B" w:tentative="1">
+      <w:start w:val="1"/>
+      <w:numFmt w:val="lowerRoman"/>
+      <w:lvlText w:val="%9."/>
+      <w:lvlJc w:val="right"/>
+      <w:pPr>
+        <w:ind w:left="6480" w:hanging="180"/>
+      </w:pPr>
+    </w:lvl>
+  </w:abstractNum>
+  <w:abstractNum w:abstractNumId="3" w15:restartNumberingAfterBreak="0">
+    <w:nsid w:val="74D97D94"/>
+    <w:multiLevelType w:val="hybridMultilevel"/>
+    <w:tmpl w:val="45EA7CBA"/>
     <w:lvl w:ilvl="0" w:tplc="0409000F">
       <w:start w:val="1"/>
       <w:numFmt w:val="decimal"/>
@@ -1129,6 +2535,9 @@
   </w:num>
   <w:num w:numId="19" w16cid:durableId="2021731428">
     <w:abstractNumId w:val="0"/>
+  </w:num>
+  <w:num w:numId="20" w16cid:durableId="1328751808">
+    <w:abstractNumId w:val="3"/>
   </w:num>
 </w:numbering>
 </file>
